--- a/CAutomation/projects/pipeline_management/input/modules/pipeline_management/Architecture_and_Technical_Specification.docx
+++ b/CAutomation/projects/pipeline_management/input/modules/pipeline_management/Architecture_and_Technical_Specification.docx
@@ -25,7 +25,7 @@
           <w:b/>
           <w:sz w:val="22"/>
         </w:rPr>
-        <w:t>CFFP / CCore / CAutomation / Pipeline Management</w:t>
+        <w:t>CAutomation / CCore / Pipeline Management</w:t>
       </w:r>
     </w:p>
     <w:p>
@@ -37,7 +37,7 @@
           <w:rFonts w:ascii="Arial" w:hAnsi="Arial" w:eastAsia="Arial"/>
           <w:sz w:val="18"/>
         </w:rPr>
-        <w:t>Document status: Generation-readiness draft contract for the CFFP Pipeline Management epic. Only this ATS and the matching SRS are manually authored and approved at module level. This iteration hardens table names, field expectations, API shapes, frontend screens, repository targets, validation envelopes, and traceability requirements for deterministic generation.</w:t>
+        <w:t>Document status: Generation-readiness draft contract for the Pipeline Management reference project. Only this ATS and the matching SRS are manually authored and approved at module level. This iteration hardens table names, field expectations, API shapes, frontend screens, repository targets, validation envelopes, and traceability requirements for deterministic generation.</w:t>
       </w:r>
     </w:p>
     <w:p>
@@ -113,7 +113,7 @@
           <w:rFonts w:ascii="Arial" w:hAnsi="Arial" w:eastAsia="Arial"/>
           <w:sz w:val="18"/>
         </w:rPr>
-        <w:t>The module path remains cautomation/projects/cffp/input/modules/pipeline_management.</w:t>
+        <w:t>The module path remains cautomation/projects/pipeline_management/input/modules/pipeline_management.</w:t>
       </w:r>
     </w:p>
     <w:p>
@@ -6617,7 +6617,7 @@
           <w:rFonts w:ascii="Arial" w:hAnsi="Arial" w:eastAsia="Arial"/>
           <w:sz w:val="18"/>
         </w:rPr>
-        <w:t>The UI must show the current hierarchy path: CFFP / CCore / CAutomation / Pipeline Management.</w:t>
+        <w:t>The UI must show the current hierarchy path: CAutomation / CCore / Pipeline Management.</w:t>
       </w:r>
     </w:p>
     <w:p>
@@ -20105,7 +20105,7 @@
                 <w:b w:val="0"/>
                 <w:sz w:val="16"/>
               </w:rPr>
-              <w:t>.ccore_workspace/staging/{execution_id}/database/</w:t>
+              <w:t>.cautomation_workspace/staging/{execution_id}/database/</w:t>
             </w:r>
           </w:p>
         </w:tc>
@@ -20173,7 +20173,7 @@
                 <w:b w:val="0"/>
                 <w:sz w:val="16"/>
               </w:rPr>
-              <w:t>.ccore_workspace/staging/{execution_id}/backend/models/</w:t>
+              <w:t>.cautomation_workspace/staging/{execution_id}/backend/models/</w:t>
             </w:r>
           </w:p>
         </w:tc>
@@ -20241,7 +20241,7 @@
                 <w:b w:val="0"/>
                 <w:sz w:val="16"/>
               </w:rPr>
-              <w:t>.ccore_workspace/staging/{execution_id}/backend/services/</w:t>
+              <w:t>.cautomation_workspace/staging/{execution_id}/backend/services/</w:t>
             </w:r>
           </w:p>
         </w:tc>
@@ -20309,7 +20309,7 @@
                 <w:b w:val="0"/>
                 <w:sz w:val="16"/>
               </w:rPr>
-              <w:t>.ccore_workspace/staging/{execution_id}/backend/api/</w:t>
+              <w:t>.cautomation_workspace/staging/{execution_id}/backend/api/</w:t>
             </w:r>
           </w:p>
         </w:tc>
@@ -20377,7 +20377,7 @@
                 <w:b w:val="0"/>
                 <w:sz w:val="16"/>
               </w:rPr>
-              <w:t>.ccore_workspace/staging/{execution_id}/frontend/screens/</w:t>
+              <w:t>.cautomation_workspace/staging/{execution_id}/frontend/screens/</w:t>
             </w:r>
           </w:p>
         </w:tc>
@@ -20445,7 +20445,7 @@
                 <w:b w:val="0"/>
                 <w:sz w:val="16"/>
               </w:rPr>
-              <w:t>.ccore_workspace/staging/{execution_id}/validation/</w:t>
+              <w:t>.cautomation_workspace/staging/{execution_id}/validation/</w:t>
             </w:r>
           </w:p>
         </w:tc>
@@ -20513,7 +20513,7 @@
                 <w:b w:val="0"/>
                 <w:sz w:val="16"/>
               </w:rPr>
-              <w:t>.ccore_workspace/staging/{execution_id}/tests/</w:t>
+              <w:t>.cautomation_workspace/staging/{execution_id}/tests/</w:t>
             </w:r>
           </w:p>
         </w:tc>
@@ -20581,7 +20581,7 @@
                 <w:b w:val="0"/>
                 <w:sz w:val="16"/>
               </w:rPr>
-              <w:t>.ccore_workspace/staging/{execution_id}/reports/</w:t>
+              <w:t>.cautomation_workspace/staging/{execution_id}/reports/</w:t>
             </w:r>
           </w:p>
         </w:tc>
@@ -22005,7 +22005,7 @@
           <w:rFonts w:ascii="Arial" w:hAnsi="Arial" w:eastAsia="Arial"/>
           <w:sz w:val="18"/>
         </w:rPr>
-        <w:t>The generated frontend must contain the following screens or equivalent routed views. Each screen must display the hierarchy breadcrumb CFFP / CCore / CAutomation / Pipeline Management when inside this module.</w:t>
+        <w:t>The generated frontend must contain the following screens or equivalent routed views. Each screen must display the hierarchy breadcrumb CAutomation / CCore / Pipeline Management when inside this module.</w:t>
       </w:r>
     </w:p>
     <w:tbl>
